--- a/clinica-alma/대본/7부/13화_Cansancio.docx
+++ b/clinica-alma/대본/7부/13화_Cansancio.docx
@@ -347,7 +347,7 @@
         <w:t xml:space="preserve"> </w:t>
       </w:r>
       <w:r>
-        <w:t xml:space="preserve">장면2 — 그레고리오 마라뇬 병원 응급실, 산스 선생: 심전도·심장 효소·흉부 엑스레이 정상 — 심근경색 아님, 공황 발작, 그 밑엔 탈진 / 수면 4~5시간(여름부터), 출장 19주(</w:t>
+        <w:t xml:space="preserve">장면2 — 그레고리오 마라뇬 병원 응급실, 쿠에스타 선생: 심전도·심장 효소·흉부 엑스레이 정상 — 심근경색 아님, 공황 발작, 그 밑엔 탈진 / 수면 4~5시간(여름부터), 출장 19주(</w:t>
       </w:r>
       <w:r>
         <w:t xml:space="preserve">“</w:t>
@@ -768,7 +768,7 @@
           <w:bCs/>
           <w:b/>
         </w:rPr>
-        <w:t xml:space="preserve">- 등장인물: Dr. Mateo Herrera, Nerea Etxeberria, Belén(클리니카 알마 간호사, 첫 등장), Remedios(7년 단골 환자, 첫 등장), Dra. Sanz(그레고리오 마라뇬 응급의학과, 첫 등장), Javier Montoya, Sofía(16), (언급) Okja, Inés, 레메디오스의 심장내과 의사</w:t>
+        <w:t xml:space="preserve">- 등장인물: Dr. Mateo Herrera, Nerea Etxeberria, Belén(클리니카 알마 간호사, 첫 등장), Remedios(7년 단골 환자, 첫 등장), Dra. Cuesta(그레고리오 마라뇬 응급의학과, 첫 등장), Javier Montoya, Sofía(16), (언급) Okja, Inés, 레메디오스의 심장내과 의사</w:t>
       </w:r>
       <w:r>
         <w:rPr>
@@ -824,7 +824,7 @@
           <w:bCs/>
           <w:b/>
         </w:rPr>
-        <w:t xml:space="preserve">- tú/usted: 마테오↔네레아·벨렌 tú(벨렌은 마테오에게 usted·doctor), 레메디오스↔마테오 usted(벨렌에게 hija), 산스↔마테오·하비에르 usted, 소피아↔마테오 tú.</w:t>
+        <w:t xml:space="preserve">- tú/usted: 마테오↔네레아·벨렌 tú(벨렌은 마테오에게 usted·doctor), 레메디오스↔마테오 usted(벨렌에게 hija), 쿠에스타↔마테오·하비에르 usted, 소피아↔마테오 tú.</w:t>
       </w:r>
       <w:r>
         <w:rPr>
@@ -1365,7 +1365,7 @@
         <w:pStyle w:val="FirstParagraph"/>
       </w:pPr>
       <w:r>
-        <w:t xml:space="preserve">SANZ: Doctor Herrera, soy la doctora Sanz, de urgencias. Ya tenemos los resultados.</w:t>
+        <w:t xml:space="preserve">CUESTA: Doctor Herrera, soy la doctora Cuesta, de urgencias. Ya tenemos los resultados.</w:t>
       </w:r>
     </w:p>
     <w:p>
@@ -1381,7 +1381,7 @@
         <w:pStyle w:val="BodyText"/>
       </w:pPr>
       <w:r>
-        <w:t xml:space="preserve">SANZ: Por eso se lo voy a decir sin rodeos. El electrocardiograma es normal. Las enzimas cardíacas, normales. La radiografía, normal. No es un infarto.</w:t>
+        <w:t xml:space="preserve">CUESTA: Por eso se lo voy a decir sin rodeos. El electrocardiograma es normal. Las enzimas cardíacas, normales. La radiografía, normal. No es un infarto.</w:t>
       </w:r>
     </w:p>
     <w:p>
@@ -1397,7 +1397,7 @@
         <w:pStyle w:val="BodyText"/>
       </w:pPr>
       <w:r>
-        <w:t xml:space="preserve">SANZ: Pero no es nada tampoco. Taquicardia, sudor, falta de aire, temblor. Una crisis de ansiedad. Y debajo, lo que la causa.</w:t>
+        <w:t xml:space="preserve">CUESTA: Pero no es nada tampoco. Taquicardia, sudor, falta de aire, temblor. Una crisis de ansiedad. Y debajo, lo que la causa.</w:t>
       </w:r>
     </w:p>
     <w:p>
@@ -1413,7 +1413,7 @@
         <w:pStyle w:val="BodyText"/>
       </w:pPr>
       <w:r>
-        <w:t xml:space="preserve">SANZ: Agotamiento. ¿Cuántas horas duerme?</w:t>
+        <w:t xml:space="preserve">CUESTA: Agotamiento. ¿Cuántas horas duerme?</w:t>
       </w:r>
     </w:p>
     <w:p>
@@ -1429,7 +1429,7 @@
         <w:pStyle w:val="BodyText"/>
       </w:pPr>
       <w:r>
-        <w:t xml:space="preserve">SANZ: ¿Desde cuándo?</w:t>
+        <w:t xml:space="preserve">CUESTA: ¿Desde cuándo?</w:t>
       </w:r>
     </w:p>
     <w:p>
@@ -1445,7 +1445,7 @@
         <w:pStyle w:val="BodyText"/>
       </w:pPr>
       <w:r>
-        <w:t xml:space="preserve">SANZ: ¿Cuántas semanas ha pasado fuera de casa este año?</w:t>
+        <w:t xml:space="preserve">CUESTA: ¿Cuántas semanas ha pasado fuera de casa este año?</w:t>
       </w:r>
     </w:p>
     <w:p>
@@ -1469,7 +1469,7 @@
         <w:pStyle w:val="BodyText"/>
       </w:pPr>
       <w:r>
-        <w:t xml:space="preserve">SANZ: Doctor, le voy a decir lo que les digo a mis residentes. El corazón no está roto. Pero le ha mandado un aviso. El segundo aviso suele ser peor. Y el tercero lo firmo yo en otra planta.</w:t>
+        <w:t xml:space="preserve">CUESTA: Doctor, le voy a decir lo que les digo a mis residentes. El corazón no está roto. Pero le ha mandado un aviso. El segundo aviso suele ser peor. Y el tercero lo firmo yo en otra planta.</w:t>
       </w:r>
     </w:p>
     <w:p>
@@ -1485,7 +1485,7 @@
         <w:pStyle w:val="BodyText"/>
       </w:pPr>
       <w:r>
-        <w:t xml:space="preserve">SANZ: No, no lo ha entendido. Usted es médico. Los médicos entienden a los demás. A sí mismos, nunca. Yo tampoco, por cierto. Le doy la baja dos semanas. Mínimo. Sin teléfono de trabajo. Ni en Navidad.</w:t>
+        <w:t xml:space="preserve">CUESTA: No, no lo ha entendido. Usted es médico. Los médicos entienden a los demás. A sí mismos, nunca. Yo tampoco, por cierto. Le doy la baja dos semanas. Mínimo. Sin teléfono de trabajo. Ni en Navidad.</w:t>
       </w:r>
     </w:p>
     <w:p>
@@ -1501,7 +1501,7 @@
         <w:pStyle w:val="BodyText"/>
       </w:pPr>
       <w:r>
-        <w:t xml:space="preserve">SANZ: Entonces que la lea otro. ¿Tiene socio?</w:t>
+        <w:t xml:space="preserve">CUESTA: Entonces que la lea otro. ¿Tiene socio?</w:t>
       </w:r>
     </w:p>
     <w:p>
@@ -1517,7 +1517,7 @@
         <w:pStyle w:val="BodyText"/>
       </w:pPr>
       <w:r>
-        <w:t xml:space="preserve">SANZ: Pues usted lee la carta de Corea. Él duerme.</w:t>
+        <w:t xml:space="preserve">CUESTA: Pues usted lee la carta de Corea. Él duerme.</w:t>
       </w:r>
     </w:p>
     <w:p>
@@ -1533,7 +1533,7 @@
         <w:pStyle w:val="BodyText"/>
       </w:pPr>
       <w:r>
-        <w:t xml:space="preserve">SANZ: Hoy no. Es un aviso a tiempo. Lo grave es no hacerle caso. Lo veo cada semana en hombres de cincuenta años que creen que pueden con todo. Y suelen llegar aquí un jueves, entre dos pacientes.</w:t>
+        <w:t xml:space="preserve">CUESTA: Hoy no. Es un aviso a tiempo. Lo grave es no hacerle caso. Lo veo cada semana en hombres de cincuenta años que creen que pueden con todo. Y suelen llegar aquí un jueves, entre dos pacientes.</w:t>
       </w:r>
     </w:p>
     <w:p>
@@ -1549,7 +1549,7 @@
         <w:pStyle w:val="BodyText"/>
       </w:pPr>
       <w:r>
-        <w:t xml:space="preserve">SANZ: Entonces ya sabe cómo termina. Doctor Herrera, le dejo con su socio. Vuelvo en una hora con el informe. Y sin teléfono.</w:t>
+        <w:t xml:space="preserve">CUESTA: Entonces ya sabe cómo termina. Doctor Herrera, le dejo con su socio. Vuelvo en una hora con el informe. Y sin teléfono.</w:t>
       </w:r>
     </w:p>
     <w:p>
@@ -1565,7 +1565,7 @@
         <w:pStyle w:val="BodyText"/>
       </w:pPr>
       <w:r>
-        <w:t xml:space="preserve">SANZ: No hay «y si». Hay dos semanas. Feliz Navidad.</w:t>
+        <w:t xml:space="preserve">CUESTA: No hay «y si». Hay dos semanas. Feliz Navidad.</w:t>
       </w:r>
     </w:p>
     <w:p>
@@ -3971,7 +3971,7 @@
         <w:pStyle w:val="FirstParagraph"/>
       </w:pPr>
       <w:r>
-        <w:t xml:space="preserve">산스: 에레라 선생님, 응급의학과 산스입니다. 결과 나왔어요.</w:t>
+        <w:t xml:space="preserve">쿠에스타: 에레라 선생님, 응급의학과 쿠에스타입니다. 결과 나왔어요.</w:t>
       </w:r>
     </w:p>
     <w:p>
@@ -3987,7 +3987,7 @@
         <w:pStyle w:val="BodyText"/>
       </w:pPr>
       <w:r>
-        <w:t xml:space="preserve">산스: 그래서 돌려 말하지 않을게요. 심전도 정상. 심장 효소 정상. 흉부 엑스레이 정상. 심근경색이 아니에요.</w:t>
+        <w:t xml:space="preserve">쿠에스타: 그래서 돌려 말하지 않을게요. 심전도 정상. 심장 효소 정상. 흉부 엑스레이 정상. 심근경색이 아니에요.</w:t>
       </w:r>
     </w:p>
     <w:p>
@@ -4003,7 +4003,7 @@
         <w:pStyle w:val="BodyText"/>
       </w:pPr>
       <w:r>
-        <w:t xml:space="preserve">산스: 하지만 아무것도 아닌 것도 아니에요. 빈맥, 땀, 호흡 곤란, 떨림. 공황 발작이에요. 그리고 그 밑에, 그걸 일으킨 것.</w:t>
+        <w:t xml:space="preserve">쿠에스타: 하지만 아무것도 아닌 것도 아니에요. 빈맥, 땀, 호흡 곤란, 떨림. 공황 발작이에요. 그리고 그 밑에, 그걸 일으킨 것.</w:t>
       </w:r>
     </w:p>
     <w:p>
@@ -4019,7 +4019,7 @@
         <w:pStyle w:val="BodyText"/>
       </w:pPr>
       <w:r>
-        <w:t xml:space="preserve">산스: 탈진이요. 몇 시간 주무세요?</w:t>
+        <w:t xml:space="preserve">쿠에스타: 탈진이요. 몇 시간 주무세요?</w:t>
       </w:r>
     </w:p>
     <w:p>
@@ -4035,7 +4035,7 @@
         <w:pStyle w:val="BodyText"/>
       </w:pPr>
       <w:r>
-        <w:t xml:space="preserve">산스: 언제부터요?</w:t>
+        <w:t xml:space="preserve">쿠에스타: 언제부터요?</w:t>
       </w:r>
     </w:p>
     <w:p>
@@ -4051,7 +4051,7 @@
         <w:pStyle w:val="BodyText"/>
       </w:pPr>
       <w:r>
-        <w:t xml:space="preserve">산스: 올해 몇 주를 집 밖에서 보내셨어요?</w:t>
+        <w:t xml:space="preserve">쿠에스타: 올해 몇 주를 집 밖에서 보내셨어요?</w:t>
       </w:r>
     </w:p>
     <w:p>
@@ -4075,7 +4075,7 @@
         <w:pStyle w:val="BodyText"/>
       </w:pPr>
       <w:r>
-        <w:t xml:space="preserve">산스: 선생님, 제 전공의들에게 하는 말을 할게요. 심장은 망가지지 않았어요. 하지만 경고를 보냈어요. 두 번째 경고는 보통 더 나빠요. 세 번째는 제가 다른 층에서 서명하게 되죠.</w:t>
+        <w:t xml:space="preserve">쿠에스타: 선생님, 제 전공의들에게 하는 말을 할게요. 심장은 망가지지 않았어요. 하지만 경고를 보냈어요. 두 번째 경고는 보통 더 나빠요. 세 번째는 제가 다른 층에서 서명하게 되죠.</w:t>
       </w:r>
     </w:p>
     <w:p>
@@ -4091,7 +4091,7 @@
         <w:pStyle w:val="BodyText"/>
       </w:pPr>
       <w:r>
-        <w:t xml:space="preserve">산스: 아니요, 모르세요. 선생님은 의사예요. 의사들은 남은 이해해도 자기 자신은 절대 이해 못 해요. 저도 마찬가지고요. 2주 병가를 드릴게요. 최소한. 업무용 전화 없이. 크리스마스에도요.</w:t>
+        <w:t xml:space="preserve">쿠에스타: 아니요, 모르세요. 선생님은 의사예요. 의사들은 남은 이해해도 자기 자신은 절대 이해 못 해요. 저도 마찬가지고요. 2주 병가를 드릴게요. 최소한. 업무용 전화 없이. 크리스마스에도요.</w:t>
       </w:r>
     </w:p>
     <w:p>
@@ -4107,7 +4107,7 @@
         <w:pStyle w:val="BodyText"/>
       </w:pPr>
       <w:r>
-        <w:t xml:space="preserve">산스: 그럼 다른 사람이 읽으면 되죠. 동업자 있으세요?</w:t>
+        <w:t xml:space="preserve">쿠에스타: 그럼 다른 사람이 읽으면 되죠. 동업자 있으세요?</w:t>
       </w:r>
     </w:p>
     <w:p>
@@ -4123,7 +4123,7 @@
         <w:pStyle w:val="BodyText"/>
       </w:pPr>
       <w:r>
-        <w:t xml:space="preserve">산스: 그럼 한국 편지는 당신이 읽으세요. 이분은 자고요.</w:t>
+        <w:t xml:space="preserve">쿠에스타: 그럼 한국 편지는 당신이 읽으세요. 이분은 자고요.</w:t>
       </w:r>
     </w:p>
     <w:p>
@@ -4139,7 +4139,7 @@
         <w:pStyle w:val="BodyText"/>
       </w:pPr>
       <w:r>
-        <w:t xml:space="preserve">산스: 오늘은 아니에요. 제때 온 경고예요. 심각한 건 그걸 무시하는 거죠. 다 할 수 있다고 믿는 쉰 살 남자들을 매주 봐요. 그리고 대개 목요일에, 환자 두 명 사이에 여기 오죠.</w:t>
+        <w:t xml:space="preserve">쿠에스타: 오늘은 아니에요. 제때 온 경고예요. 심각한 건 그걸 무시하는 거죠. 다 할 수 있다고 믿는 쉰 살 남자들을 매주 봐요. 그리고 대개 목요일에, 환자 두 명 사이에 여기 오죠.</w:t>
       </w:r>
     </w:p>
     <w:p>
@@ -4155,7 +4155,7 @@
         <w:pStyle w:val="BodyText"/>
       </w:pPr>
       <w:r>
-        <w:t xml:space="preserve">산스: 그럼 어떻게 끝나는지 아시겠네요. 에레라 선생님, 동업자분과 계세요. 한 시간 뒤에 소견서 들고 올게요. 그리고 전화는 안 돼요.</w:t>
+        <w:t xml:space="preserve">쿠에스타: 그럼 어떻게 끝나는지 아시겠네요. 에레라 선생님, 동업자분과 계세요. 한 시간 뒤에 소견서 들고 올게요. 그리고 전화는 안 돼요.</w:t>
       </w:r>
     </w:p>
     <w:p>
@@ -4171,7 +4171,7 @@
         <w:pStyle w:val="BodyText"/>
       </w:pPr>
       <w:r>
-        <w:t xml:space="preserve">산스:</w:t>
+        <w:t xml:space="preserve">쿠에스타:</w:t>
       </w:r>
       <w:r>
         <w:t xml:space="preserve"> </w:t>
